--- a/📄 Week_3_Task_3.docx
+++ b/📄 Week_3_Task_3.docx
@@ -47,6 +47,74 @@
           <w:szCs w:val="36"/>
         </w:rPr>
       </w:pPr>
+      <w:r>
+        <w:rPr>
+          <w:rFonts w:ascii="Arial" w:eastAsia="Times New Roman" w:hAnsi="Arial" w:cs="Arial"/>
+          <w:b/>
+          <w:bCs/>
+          <w:sz w:val="36"/>
+          <w:szCs w:val="36"/>
+        </w:rPr>
+        <w:t>Github link</w:t>
+      </w:r>
+      <w:r>
+        <w:rPr>
+          <w:rFonts w:ascii="Arial" w:eastAsia="Times New Roman" w:hAnsi="Arial" w:cs="Arial"/>
+          <w:b/>
+          <w:bCs/>
+          <w:sz w:val="36"/>
+          <w:szCs w:val="36"/>
+        </w:rPr>
+        <w:t>:</w:t>
+      </w:r>
+      <w:r>
+        <w:t xml:space="preserve"> </w:t>
+      </w:r>
+      <w:hyperlink r:id="rId5" w:history="1">
+        <w:r>
+          <w:rPr>
+            <w:rStyle w:val="Hyperlink"/>
+          </w:rPr>
+          <w:t>https://github.com/Sadi</w:t>
+        </w:r>
+        <w:r>
+          <w:rPr>
+            <w:rStyle w:val="Hyperlink"/>
+          </w:rPr>
+          <w:t>p</w:t>
+        </w:r>
+        <w:r>
+          <w:rPr>
+            <w:rStyle w:val="Hyperlink"/>
+          </w:rPr>
+          <w:t>08/Tex</w:t>
+        </w:r>
+        <w:r>
+          <w:rPr>
+            <w:rStyle w:val="Hyperlink"/>
+          </w:rPr>
+          <w:t>t</w:t>
+        </w:r>
+        <w:r>
+          <w:rPr>
+            <w:rStyle w:val="Hyperlink"/>
+          </w:rPr>
+          <w:t>-to-SQL-Agentic-Pipeline.git</w:t>
+        </w:r>
+      </w:hyperlink>
+    </w:p>
+    <w:p>
+      <w:pPr>
+        <w:spacing w:after="100" w:afterAutospacing="1" w:line="240" w:lineRule="auto"/>
+        <w:outlineLvl w:val="1"/>
+        <w:rPr>
+          <w:rFonts w:ascii="Arial" w:eastAsia="Times New Roman" w:hAnsi="Arial" w:cs="Arial"/>
+          <w:b/>
+          <w:bCs/>
+          <w:sz w:val="36"/>
+          <w:szCs w:val="36"/>
+        </w:rPr>
+      </w:pPr>
     </w:p>
     <w:p>
       <w:pPr>
@@ -649,7 +717,6 @@
           <w:sz w:val="24"/>
           <w:szCs w:val="24"/>
         </w:rPr>
-        <w:lastRenderedPageBreak/>
         <mc:AlternateContent>
           <mc:Choice Requires="wps">
             <w:drawing>
@@ -679,7 +746,7 @@
                           <a:avLst/>
                         </a:prstGeom>
                         <a:blipFill dpi="0" rotWithShape="1">
-                          <a:blip r:embed="rId5">
+                          <a:blip r:embed="rId6">
                             <a:extLst>
                               <a:ext uri="{28A0092B-C50C-407E-A947-70E740481C1C}">
                                 <a14:useLocalDpi xmlns:a14="http://schemas.microsoft.com/office/drawing/2010/main" val="0"/>
@@ -729,7 +796,7 @@
           <mc:Fallback>
             <w:pict>
               <v:rect w14:anchorId="16310EA8" id="Rectangle 2" o:spid="_x0000_s1026" style="position:absolute;margin-left:-39.8pt;margin-top:-54.95pt;width:547.6pt;height:354.3pt;z-index:251659264;visibility:visible;mso-wrap-style:square;mso-width-percent:0;mso-height-percent:0;mso-wrap-distance-left:9pt;mso-wrap-distance-top:0;mso-wrap-distance-right:9pt;mso-wrap-distance-bottom:0;mso-position-horizontal:absolute;mso-position-horizontal-relative:margin;mso-position-vertical:absolute;mso-position-vertical-relative:text;mso-width-percent:0;mso-height-percent:0;mso-width-relative:margin;mso-height-relative:margin;v-text-anchor:middle" o:gfxdata="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" strokecolor="#1f3763 [1604]" strokeweight="1pt">
-                <v:fill r:id="rId6" o:title="" recolor="t" rotate="t" type="frame"/>
+                <v:fill r:id="rId7" o:title="" recolor="t" rotate="t" type="frame"/>
                 <w10:wrap anchorx="margin"/>
               </v:rect>
             </w:pict>
@@ -3026,6 +3093,41 @@
     <w:basedOn w:val="DefaultParagraphFont"/>
     <w:rsid w:val="00484582"/>
   </w:style>
+  <w:style w:type="character" w:styleId="Hyperlink">
+    <w:name w:val="Hyperlink"/>
+    <w:basedOn w:val="DefaultParagraphFont"/>
+    <w:uiPriority w:val="99"/>
+    <w:unhideWhenUsed/>
+    <w:rsid w:val="00B95A75"/>
+    <w:rPr>
+      <w:color w:val="0563C1" w:themeColor="hyperlink"/>
+      <w:u w:val="single"/>
+    </w:rPr>
+  </w:style>
+  <w:style w:type="character" w:styleId="UnresolvedMention">
+    <w:name w:val="Unresolved Mention"/>
+    <w:basedOn w:val="DefaultParagraphFont"/>
+    <w:uiPriority w:val="99"/>
+    <w:semiHidden/>
+    <w:unhideWhenUsed/>
+    <w:rsid w:val="00B95A75"/>
+    <w:rPr>
+      <w:color w:val="605E5C"/>
+      <w:shd w:val="clear" w:color="auto" w:fill="E1DFDD"/>
+    </w:rPr>
+  </w:style>
+  <w:style w:type="character" w:styleId="FollowedHyperlink">
+    <w:name w:val="FollowedHyperlink"/>
+    <w:basedOn w:val="DefaultParagraphFont"/>
+    <w:uiPriority w:val="99"/>
+    <w:semiHidden/>
+    <w:unhideWhenUsed/>
+    <w:rsid w:val="00B95A75"/>
+    <w:rPr>
+      <w:color w:val="954F72" w:themeColor="followedHyperlink"/>
+      <w:u w:val="single"/>
+    </w:rPr>
+  </w:style>
 </w:styles>
 </file>
 
